--- a/Files/04 - Bamidbar/04 - Shlach/5785/Shlach 5785.docx
+++ b/Files/04 - Bamidbar/04 - Shlach/5785/Shlach 5785.docx
@@ -181,7 +181,7 @@
           <w:rFonts w:ascii="Times New Roman" w:hAnsi="Times New Roman" w:cs="Times New Roman"/>
           <w:rtl/>
         </w:rPr>
-        <w:t>״</w:t>
+        <w:t>"</w:t>
       </w:r>
       <w:r>
         <w:rPr>
@@ -507,7 +507,19 @@
         <w:rPr>
           <w:rFonts w:ascii="Times New Roman" w:hAnsi="Times New Roman" w:cs="Times New Roman"/>
         </w:rPr>
-        <w:t xml:space="preserve">only 320,000 words. But the </w:t>
+        <w:t xml:space="preserve">only 320,000 </w:t>
+      </w:r>
+      <w:r>
+        <w:rPr>
+          <w:rFonts w:ascii="Times New Roman" w:hAnsi="Times New Roman" w:cs="Times New Roman"/>
+        </w:rPr>
+        <w:t>letters</w:t>
+      </w:r>
+      <w:r>
+        <w:rPr>
+          <w:rFonts w:ascii="Times New Roman" w:hAnsi="Times New Roman" w:cs="Times New Roman"/>
+        </w:rPr>
+        <w:t xml:space="preserve">. But the </w:t>
       </w:r>
       <w:r>
         <w:rPr>
@@ -520,7 +532,19 @@
         <w:rPr>
           <w:rFonts w:ascii="Times New Roman" w:hAnsi="Times New Roman" w:cs="Times New Roman"/>
         </w:rPr>
-        <w:t xml:space="preserve"> besides those 320,000 words is vast. Why wasn</w:t>
+        <w:t xml:space="preserve"> besides those 320,000 </w:t>
+      </w:r>
+      <w:r>
+        <w:rPr>
+          <w:rFonts w:ascii="Times New Roman" w:hAnsi="Times New Roman" w:cs="Times New Roman"/>
+        </w:rPr>
+        <w:t xml:space="preserve">letters </w:t>
+      </w:r>
+      <w:r>
+        <w:rPr>
+          <w:rFonts w:ascii="Times New Roman" w:hAnsi="Times New Roman" w:cs="Times New Roman"/>
+        </w:rPr>
+        <w:t>is vast. Why wasn</w:t>
       </w:r>
       <w:r>
         <w:rPr>

--- a/Files/04 - Bamidbar/04 - Shlach/5785/Shlach 5785.docx
+++ b/Files/04 - Bamidbar/04 - Shlach/5785/Shlach 5785.docx
@@ -181,7 +181,7 @@
           <w:rFonts w:ascii="Times New Roman" w:hAnsi="Times New Roman" w:cs="Times New Roman"/>
           <w:rtl/>
         </w:rPr>
-        <w:t>״</w:t>
+        <w:t>"</w:t>
       </w:r>
       <w:r>
         <w:rPr>
@@ -195,6 +195,26 @@
           <w:rFonts w:ascii="Times New Roman" w:hAnsi="Times New Roman" w:cs="Times New Roman"/>
         </w:rPr>
         <w:t xml:space="preserve"> </w:t>
+      </w:r>
+      <w:r>
+        <w:rPr>
+          <w:rFonts w:ascii="Times New Roman" w:hAnsi="Times New Roman" w:cs="Times New Roman"/>
+        </w:rPr>
+        <w:t>(</w:t>
+      </w:r>
+      <w:r>
+        <w:rPr>
+          <w:rFonts w:ascii="Times New Roman" w:hAnsi="Times New Roman" w:cs="Times New Roman"/>
+          <w:i/>
+          <w:iCs/>
+        </w:rPr>
+        <w:t>Rav Chaim Kanievsky on Chumash.</w:t>
+      </w:r>
+      <w:r>
+        <w:rPr>
+          <w:rFonts w:ascii="Times New Roman" w:hAnsi="Times New Roman" w:cs="Times New Roman"/>
+        </w:rPr>
+        <w:t xml:space="preserve"> Permission granted by ArtScroll / Mesorah Publications) </w:t>
       </w:r>
       <w:r>
         <w:rPr>
